--- a/plantillas/notarial/D7-NOT_Expediente_KYC_v1.docx
+++ b/plantillas/notarial/D7-NOT_Expediente_KYC_v1.docx
@@ -2211,7 +2211,7 @@
           <w:sz w:val="18"/>
           <w:szCs w:val="18"/>
         </w:rPr>
-        <w:t xml:space="preserve">Conforme al reforzamiento de la Fracción XII por la reforma de julio 2025, esta sección es obligatoria en TODOS los actos, incluso cuando el beneficiario controlador no tenga relación directa y aparente con el cliente compareciente.</w:t>
+        <w:t xml:space="preserve">Conforme al artículo 18, fracción III, de la Ley: si el cliente es persona moral, fideicomiso u otra figura jurídica, se recaban los documentos que permitan identificar a su beneficiario controlador, aplicando el orden de prelación del artículo 23 Quinquies de las RCG (1° quien tenga 25% o más del capital; 2° quien controle por otros medios; 3° el funcionario administrativo de mayor grado); si es persona física, se recaba la declaración acerca de si conoce o no la existencia de un beneficiario controlador y, en su caso, la documentación que permita identificarlo. No aplica en los supuestos de exención del artículo 23 Quinquies 2 de las RCG.</w:t>
       </w:r>
     </w:p>
     <w:tbl>
